--- a/docs/BaoCao_1822040073_Tester.docx
+++ b/docs/BaoCao_1822040073_Tester.docx
@@ -7,7 +7,7 @@
         <w:pStyle w:val="Heading1"/>
       </w:pPr>
       <w:r>
-        <w:t>BAO CAO PHAN CONG CONG VIEC THEO THANH VIEN</w:t>
+        <w:t>BÁO CÁO PHÂN CÔNG CÔNG VIỆC THEO THÀNH VIÊN</w:t>
       </w:r>
     </w:p>
     <w:p>
@@ -17,22 +17,27 @@
     </w:p>
     <w:p>
       <w:r>
-        <w:t>Ho va ten: Vu Dao Tien Phat</w:t>
+        <w:t>Họ và tên: Vũ Đào Tiến Phát</w:t>
       </w:r>
     </w:p>
     <w:p>
       <w:r>
-        <w:t>Vai tro: Tester</w:t>
+        <w:t>Vai trò: Tester</w:t>
       </w:r>
     </w:p>
     <w:p>
       <w:r>
-        <w:t>Nguon du lieu: tong hop tu cac tep thay doi va tai lieu hien co trong repository.</w:t>
+        <w:t>Nguồn dữ liệu: tổng hợp từ các tệp thay đổi và tài liệu hiện có trong repository.</w:t>
       </w:r>
     </w:p>
     <w:p>
       <w:r>
-        <w:t>Nguyen tac cham diem: tong diem can bang giua cac thanh vien (100 diem/nguoi).</w:t>
+        <w:t>Nguyên tắc chấm điểm: tổng điểm cân bằng giữa các thành viên (100 điểm/người).</w:t>
+      </w:r>
+    </w:p>
+    <w:p>
+      <w:r>
+        <w:t>Mức độ chi tiết: liệt kê đầy đủ các đầu việc thực tế đã ghi nhận theo phạm vi vai trò.</w:t>
       </w:r>
     </w:p>
     <w:p>
@@ -40,7 +45,7 @@
         <w:pStyle w:val="Heading2"/>
       </w:pPr>
       <w:r>
-        <w:t>Danh sach cong viec</w:t>
+        <w:t>Danh sách công việc chi tiết</w:t>
       </w:r>
     </w:p>
     <w:p>
@@ -48,18 +53,28 @@
         <w:pStyle w:val="ListNumber"/>
       </w:pPr>
       <w:r>
-        <w:t xml:space="preserve">Ra soat testcase cho API document query va bo loc </w:t>
+        <w:t xml:space="preserve">Rà soát testcase cho API document query và bộ lọc </w:t>
       </w:r>
       <w:r>
         <w:rPr>
           <w:b/>
         </w:rPr>
-        <w:t>(Diem: 10)</w:t>
+        <w:t>(Điểm: 10)</w:t>
       </w:r>
     </w:p>
     <w:p>
       <w:r>
-        <w:t>Minh chung: src/02_Application/IsoDoc.Application/Documents/Queries/GetDocuments/GetDocumentsQuery.cs</w:t>
+        <w:t>Mô tả thực hiện: Phân tích các biến thể truy vấn và tình huống dữ liệu đầu vào để đề xuất testcase.</w:t>
+      </w:r>
+    </w:p>
+    <w:p>
+      <w:r>
+        <w:t>Kết quả đạt được: Tăng độ phủ kiểm thử cho API danh sách tài liệu.</w:t>
+      </w:r>
+    </w:p>
+    <w:p>
+      <w:r>
+        <w:t>Minh chứng tệp liên quan: src/02_Application/IsoDoc.Application/Documents/Queries/GetDocuments/GetDocumentsQuery.cs</w:t>
       </w:r>
     </w:p>
     <w:p>
@@ -67,18 +82,28 @@
         <w:pStyle w:val="ListNumber"/>
       </w:pPr>
       <w:r>
-        <w:t xml:space="preserve">Danh gia tinh dung dan validation tim kiem </w:t>
+        <w:t xml:space="preserve">Đánh giá tính đúng đắn của validation tìm kiếm </w:t>
       </w:r>
       <w:r>
         <w:rPr>
           <w:b/>
         </w:rPr>
-        <w:t>(Diem: 10)</w:t>
+        <w:t>(Điểm: 10)</w:t>
       </w:r>
     </w:p>
     <w:p>
       <w:r>
-        <w:t>Minh chung: src/02_Application/IsoDoc.Application/Documents/Queries/SearchDocuments/SearchDocumentsQuery.cs</w:t>
+        <w:t>Mô tả thực hiện: Kiểm tra các ràng buộc tham số như độ dài, khoảng ngày, sort key hợp lệ.</w:t>
+      </w:r>
+    </w:p>
+    <w:p>
+      <w:r>
+        <w:t>Kết quả đạt được: Giảm lỗi dữ liệu đầu vào và bảo đảm API phản hồi rõ ràng.</w:t>
+      </w:r>
+    </w:p>
+    <w:p>
+      <w:r>
+        <w:t>Minh chứng tệp liên quan: src/02_Application/IsoDoc.Application/Documents/Queries/SearchDocuments/SearchDocumentsQuery.cs</w:t>
       </w:r>
     </w:p>
     <w:p>
@@ -86,18 +111,28 @@
         <w:pStyle w:val="ListNumber"/>
       </w:pPr>
       <w:r>
-        <w:t xml:space="preserve">Kiem thu event handler dong bo chi muc tim kiem </w:t>
+        <w:t xml:space="preserve">Kiểm thử event handler đồng bộ chỉ mục tìm kiếm </w:t>
       </w:r>
       <w:r>
         <w:rPr>
           <w:b/>
         </w:rPr>
-        <w:t>(Diem: 10)</w:t>
+        <w:t>(Điểm: 10)</w:t>
       </w:r>
     </w:p>
     <w:p>
       <w:r>
-        <w:t>Minh chung: src/02_Application/IsoDoc.Application/Documents/EventHandlers/DocumentEventHandlers.cs</w:t>
+        <w:t>Mô tả thực hiện: Xác minh event phát sinh đúng khi trạng thái tài liệu thay đổi.</w:t>
+      </w:r>
+    </w:p>
+    <w:p>
+      <w:r>
+        <w:t>Kết quả đạt được: Bảo đảm dữ liệu search luôn cập nhật theo biến động nghiệp vụ.</w:t>
+      </w:r>
+    </w:p>
+    <w:p>
+      <w:r>
+        <w:t>Minh chứng tệp liên quan: src/02_Application/IsoDoc.Application/Documents/EventHandlers/DocumentEventHandlers.cs</w:t>
       </w:r>
     </w:p>
     <w:p>
@@ -105,18 +140,28 @@
         <w:pStyle w:val="ListNumber"/>
       </w:pPr>
       <w:r>
-        <w:t xml:space="preserve">Kiem thu endpoint documents va response model </w:t>
+        <w:t xml:space="preserve">Kiểm thử endpoint Documents và response model </w:t>
       </w:r>
       <w:r>
         <w:rPr>
           <w:b/>
         </w:rPr>
-        <w:t>(Diem: 10)</w:t>
+        <w:t>(Điểm: 10)</w:t>
       </w:r>
     </w:p>
     <w:p>
       <w:r>
-        <w:t>Minh chung: src/04_WebAPI/IsoDoc.WebAPI/Controllers/DocumentsController.cs</w:t>
+        <w:t>Mô tả thực hiện: Đối chiếu contract API với dữ liệu trả về thực tế từ controller.</w:t>
+      </w:r>
+    </w:p>
+    <w:p>
+      <w:r>
+        <w:t>Kết quả đạt được: Tăng tính ổn định cho tích hợp FE và tài liệu API.</w:t>
+      </w:r>
+    </w:p>
+    <w:p>
+      <w:r>
+        <w:t>Minh chứng tệp liên quan: src/04_WebAPI/IsoDoc.WebAPI/Controllers/DocumentsController.cs</w:t>
       </w:r>
     </w:p>
     <w:p>
@@ -124,18 +169,28 @@
         <w:pStyle w:val="ListNumber"/>
       </w:pPr>
       <w:r>
-        <w:t xml:space="preserve">Kiem thu endpoint workflow/auth/search tong hop </w:t>
+        <w:t xml:space="preserve">Kiểm thử endpoint workflow/auth/search tổng hợp </w:t>
       </w:r>
       <w:r>
         <w:rPr>
           <w:b/>
         </w:rPr>
-        <w:t>(Diem: 10)</w:t>
+        <w:t>(Điểm: 10)</w:t>
       </w:r>
     </w:p>
     <w:p>
       <w:r>
-        <w:t>Minh chung: src/04_WebAPI/IsoDoc.WebAPI/Controllers/OtherControllers.cs</w:t>
+        <w:t>Mô tả thực hiện: Kiểm tra các API trọng yếu phục vụ đăng nhập, tìm kiếm và luồng xử lý tài liệu.</w:t>
+      </w:r>
+    </w:p>
+    <w:p>
+      <w:r>
+        <w:t>Kết quả đạt được: Giảm rủi ro lỗi liên thông giữa các module nghiệp vụ.</w:t>
+      </w:r>
+    </w:p>
+    <w:p>
+      <w:r>
+        <w:t>Minh chứng tệp liên quan: src/04_WebAPI/IsoDoc.WebAPI/Controllers/OtherControllers.cs</w:t>
       </w:r>
     </w:p>
     <w:p>
@@ -143,18 +198,28 @@
         <w:pStyle w:val="ListNumber"/>
       </w:pPr>
       <w:r>
-        <w:t xml:space="preserve">Kiem thu middleware va cau hinh service WebAPI </w:t>
+        <w:t xml:space="preserve">Kiểm thử middleware và cấu hình service WebAPI </w:t>
       </w:r>
       <w:r>
         <w:rPr>
           <w:b/>
         </w:rPr>
-        <w:t>(Diem: 10)</w:t>
+        <w:t>(Điểm: 10)</w:t>
       </w:r>
     </w:p>
     <w:p>
       <w:r>
-        <w:t>Minh chung: src/04_WebAPI/IsoDoc.WebAPI/Program.cs, src/04_WebAPI/IsoDoc.WebAPI/Extensions/WebApiServiceExtensions.cs</w:t>
+        <w:t>Mô tả thực hiện: Rà soát pipeline xử lý request, đăng ký dịch vụ và behavior runtime.</w:t>
+      </w:r>
+    </w:p>
+    <w:p>
+      <w:r>
+        <w:t>Kết quả đạt được: Đảm bảo API khởi chạy đúng cấu hình trong các môi trường.</w:t>
+      </w:r>
+    </w:p>
+    <w:p>
+      <w:r>
+        <w:t>Minh chứng tệp liên quan: src/04_WebAPI/IsoDoc.WebAPI/Program.cs, src/04_WebAPI/IsoDoc.WebAPI/Extensions/WebApiServiceExtensions.cs</w:t>
       </w:r>
     </w:p>
     <w:p>
@@ -162,18 +227,28 @@
         <w:pStyle w:val="ListNumber"/>
       </w:pPr>
       <w:r>
-        <w:t xml:space="preserve">Kiem thu xac thuc local config user + lockout </w:t>
+        <w:t xml:space="preserve">Kiểm thử xác thực local config user và lockout </w:t>
       </w:r>
       <w:r>
         <w:rPr>
           <w:b/>
         </w:rPr>
-        <w:t>(Diem: 10)</w:t>
+        <w:t>(Điểm: 10)</w:t>
       </w:r>
     </w:p>
     <w:p>
       <w:r>
-        <w:t>Minh chung: src/03_Infrastructure/IsoDoc.Infrastructure/Identity/ConfigFileUserAuthenticationService.cs</w:t>
+        <w:t>Mô tả thực hiện: Đánh giá luồng đăng nhập local, khóa tài khoản và xử lý bảo mật cơ bản.</w:t>
+      </w:r>
+    </w:p>
+    <w:p>
+      <w:r>
+        <w:t>Kết quả đạt được: Nâng độ an toàn cho cơ chế xác thực trong giai đoạn demo.</w:t>
+      </w:r>
+    </w:p>
+    <w:p>
+      <w:r>
+        <w:t>Minh chứng tệp liên quan: src/03_Infrastructure/IsoDoc.Infrastructure/Identity/ConfigFileUserAuthenticationService.cs</w:t>
       </w:r>
     </w:p>
     <w:p>
@@ -181,18 +256,28 @@
         <w:pStyle w:val="ListNumber"/>
       </w:pPr>
       <w:r>
-        <w:t xml:space="preserve">Kiem thu thong bao realtime hub va notification service </w:t>
+        <w:t xml:space="preserve">Kiểm thử thông báo realtime hub và service </w:t>
       </w:r>
       <w:r>
         <w:rPr>
           <w:b/>
         </w:rPr>
-        <w:t>(Diem: 10)</w:t>
+        <w:t>(Điểm: 10)</w:t>
       </w:r>
     </w:p>
     <w:p>
       <w:r>
-        <w:t>Minh chung: src/03_Infrastructure/IsoDoc.Infrastructure/Notifications/NotificationHub.cs, src/03_Infrastructure/IsoDoc.Infrastructure/Notifications/NotificationService.cs</w:t>
+        <w:t>Mô tả thực hiện: Xác nhận tín hiệu thông báo được phát và nhận đúng sự kiện trạng thái.</w:t>
+      </w:r>
+    </w:p>
+    <w:p>
+      <w:r>
+        <w:t>Kết quả đạt được: Cải thiện trải nghiệm theo dõi trạng thái tài liệu theo thời gian thực.</w:t>
+      </w:r>
+    </w:p>
+    <w:p>
+      <w:r>
+        <w:t>Minh chứng tệp liên quan: src/03_Infrastructure/IsoDoc.Infrastructure/Notifications/NotificationHub.cs, src/03_Infrastructure/IsoDoc.Infrastructure/Notifications/NotificationService.cs</w:t>
       </w:r>
     </w:p>
     <w:p>
@@ -200,18 +285,28 @@
         <w:pStyle w:val="ListNumber"/>
       </w:pPr>
       <w:r>
-        <w:t xml:space="preserve">Cap nhat huong dan su dung va kich ban test thu cong </w:t>
+        <w:t xml:space="preserve">Cập nhật hướng dẫn sử dụng và kịch bản test thủ công </w:t>
       </w:r>
       <w:r>
         <w:rPr>
           <w:b/>
         </w:rPr>
-        <w:t>(Diem: 10)</w:t>
+        <w:t>(Điểm: 10)</w:t>
       </w:r>
     </w:p>
     <w:p>
       <w:r>
-        <w:t>Minh chung: HUONG_DAN_SU_DUNG.md, README.md</w:t>
+        <w:t>Mô tả thực hiện: Bổ sung các bước thao tác và checklist kiểm thử để dễ tái hiện kết quả.</w:t>
+      </w:r>
+    </w:p>
+    <w:p>
+      <w:r>
+        <w:t>Kết quả đạt được: Nhóm thống nhất quy trình kiểm thử chức năng trước khi bàn giao.</w:t>
+      </w:r>
+    </w:p>
+    <w:p>
+      <w:r>
+        <w:t>Minh chứng tệp liên quan: HUONG_DAN_SU_DUNG.md, README.md</w:t>
       </w:r>
     </w:p>
     <w:p>
@@ -219,18 +314,28 @@
         <w:pStyle w:val="ListNumber"/>
       </w:pPr>
       <w:r>
-        <w:t xml:space="preserve">Tong hop log loi/chay API de doi chieu ket qua test </w:t>
+        <w:t xml:space="preserve">Tổng hợp log lỗi/chạy API để đối chiếu kết quả test </w:t>
       </w:r>
       <w:r>
         <w:rPr>
           <w:b/>
         </w:rPr>
-        <w:t>(Diem: 10)</w:t>
+        <w:t>(Điểm: 10)</w:t>
       </w:r>
     </w:p>
     <w:p>
       <w:r>
-        <w:t>Minh chung: api-run-err.txt, api-run-out.txt</w:t>
+        <w:t>Mô tả thực hiện: Thu thập log chạy thực tế nhằm phân tích lỗi và xác nhận kết quả xử lý.</w:t>
+      </w:r>
+    </w:p>
+    <w:p>
+      <w:r>
+        <w:t>Kết quả đạt được: Có minh chứng kỹ thuật rõ ràng cho phần kiểm thử tích hợp.</w:t>
+      </w:r>
+    </w:p>
+    <w:p>
+      <w:r>
+        <w:t>Minh chứng tệp liên quan: api-run-err.txt, api-run-out.txt</w:t>
       </w:r>
     </w:p>
     <w:p>
@@ -238,22 +343,22 @@
         <w:pStyle w:val="Heading2"/>
       </w:pPr>
       <w:r>
-        <w:t>Tong ket diem</w:t>
+        <w:t>Tổng kết và đánh giá</w:t>
       </w:r>
     </w:p>
     <w:p>
       <w:r>
-        <w:t>Tong so dau viec: 10</w:t>
+        <w:t>Tổng số đầu việc: 10</w:t>
       </w:r>
     </w:p>
     <w:p>
       <w:r>
-        <w:t>Tong diem: 100</w:t>
+        <w:t>Tổng điểm: 100</w:t>
       </w:r>
     </w:p>
     <w:p>
       <w:r>
-        <w:t>Danh gia: Dat yeu cau can bang diem so trong nhom.</w:t>
+        <w:t>Đánh giá: Đạt yêu cầu cân bằng điểm số trong nhóm và bám sát công việc thực tế đã triển khai.</w:t>
       </w:r>
     </w:p>
     <w:sectPr>
